--- a/docs/DTR-Forms-API-Guide.docx
+++ b/docs/DTR-Forms-API-Guide.docx
@@ -195,6 +195,78 @@
       </w:r>
       <w:r>
         <w:t xml:space="preserve">(the payer's own SMART app)</w:t>
+      </w:r>
+    </w:p>
+    <w:p>
+      <w:pPr>
+        <w:pStyle w:val="BlockText"/>
+      </w:pPr>
+      <w:r>
+        <w:rPr>
+          <w:bCs/>
+          <w:b/>
+        </w:rPr>
+        <w:t xml:space="preserve">Updated Oct 9, 2026 (later the same day).</w:t>
+      </w:r>
+      <w:r>
+        <w:t xml:space="preserve"> </w:t>
+      </w:r>
+      <w:r>
+        <w:t xml:space="preserve">The payer id and the member id now come only from the patient's insurance in the EHR; table</w:t>
+      </w:r>
+      <w:r>
+        <w:t xml:space="preserve"> </w:t>
+      </w:r>
+      <w:r>
+        <w:rPr>
+          <w:rStyle w:val="VerbatimChar"/>
+        </w:rPr>
+        <w:t xml:space="preserve">PA_PAYER</w:t>
+      </w:r>
+      <w:r>
+        <w:t xml:space="preserve"> </w:t>
+      </w:r>
+      <w:r>
+        <w:t xml:space="preserve">no longer has</w:t>
+      </w:r>
+      <w:r>
+        <w:t xml:space="preserve"> </w:t>
+      </w:r>
+      <w:r>
+        <w:rPr>
+          <w:rStyle w:val="VerbatimChar"/>
+        </w:rPr>
+        <w:t xml:space="preserve">PAYER_IDENTIFIER</w:t>
+      </w:r>
+      <w:r>
+        <w:t xml:space="preserve">,</w:t>
+      </w:r>
+      <w:r>
+        <w:t xml:space="preserve"> </w:t>
+      </w:r>
+      <w:r>
+        <w:rPr>
+          <w:rStyle w:val="VerbatimChar"/>
+        </w:rPr>
+        <w:t xml:space="preserve">MEMBER_ID_SYSTEM</w:t>
+      </w:r>
+      <w:r>
+        <w:t xml:space="preserve"> </w:t>
+      </w:r>
+      <w:r>
+        <w:t xml:space="preserve">and</w:t>
+      </w:r>
+      <w:r>
+        <w:t xml:space="preserve"> </w:t>
+      </w:r>
+      <w:r>
+        <w:rPr>
+          <w:rStyle w:val="VerbatimChar"/>
+        </w:rPr>
+        <w:t xml:space="preserve">PAYER_ID_SYSTEM</w:t>
+      </w:r>
+      <w:r>
+        <w:t xml:space="preserve">. Orders are service and medication orders only (no device orders). When a patient has more than one active insurance and none is chosen, the gateway answers 422 instead of picking one. The Word guides named "PayerGatewayWebAPI - ... API Guide.docx" in this folder are the complete, current description.</w:t>
       </w:r>
     </w:p>
     <w:bookmarkStart w:id="20" w:name="what-this-flow-does"/>
@@ -1824,7 +1896,7 @@
               <w:rPr>
                 <w:sz w:val="19"/>
               </w:rPr>
-              <w:t xml:space="preserve">Insurance to use. Empty = the order's insurance, else the first active coverage</w:t>
+              <w:t xml:space="preserve">Insurance to use. Empty = the order's insurance, else the patient's only active insurance. With more than one active insurance and none named by the order: 422</w:t>
             </w:r>
           </w:p>
         </w:tc>
